--- a/output/summary/01-implementation-plan-1BE-1FE.docx
+++ b/output/summary/01-implementation-plan-1BE-1FE.docx
@@ -79,7 +79,7 @@
           <w:color w:val="444444"/>
           <w:sz w:val="18"/>
         </w:rPr>
-        <w:t xml:space="preserve"> 2026-07-19 · Derived from the same story parsers as the per-domain breakdowns (grouped-XS merges included), so story counts and day totals reconcile.</w:t>
+        <w:t xml:space="preserve"> 2026-07-21 · Derived from the same story parsers as the per-domain breakdowns (grouped-XS merges included), so story counts and day totals reconcile.</w:t>
       </w:r>
     </w:p>
     <w:p>
@@ -2512,7 +2512,7 @@
                 <w:color w:val="373737"/>
                 <w:sz w:val="18"/>
               </w:rPr>
-              <w:t>84</w:t>
+              <w:t>86</w:t>
             </w:r>
           </w:p>
         </w:tc>
@@ -2548,7 +2548,7 @@
                 <w:color w:val="373737"/>
                 <w:sz w:val="18"/>
               </w:rPr>
-              <w:t>d516–d600 (spr 52–60)</w:t>
+              <w:t>d516–d602 (spr 52–61)</w:t>
             </w:r>
           </w:p>
         </w:tc>
@@ -2665,7 +2665,7 @@
                 <w:color w:val="373737"/>
                 <w:sz w:val="18"/>
               </w:rPr>
-              <w:t>d600–d604 (spr 60–61)</w:t>
+              <w:t>d602–d606 (spr 61–61)</w:t>
             </w:r>
           </w:p>
         </w:tc>
@@ -2742,7 +2742,7 @@
           <w:rFonts w:ascii="Courier New" w:hAnsi="Courier New"/>
           <w:sz w:val="18"/>
         </w:rPr>
-        <w:t>PRODUCT-FE-003</w:t>
+        <w:t>PRODUCT-FE-002</w:t>
       </w:r>
       <w:r>
         <w:rPr>
@@ -3201,7 +3201,7 @@
                 <w:color w:val="373737"/>
                 <w:sz w:val="18"/>
               </w:rPr>
-              <w:t>d604</w:t>
+              <w:t>d606</w:t>
             </w:r>
           </w:p>
         </w:tc>
@@ -3261,7 +3261,7 @@
                 <w:color w:val="373737"/>
                 <w:sz w:val="18"/>
               </w:rPr>
-              <w:t>d604</w:t>
+              <w:t>d606</w:t>
             </w:r>
           </w:p>
         </w:tc>
@@ -3501,7 +3501,7 @@
           <w:color w:val="373737"/>
           <w:sz w:val="19"/>
         </w:rPr>
-        <w:t>Team plan · generated 2026-07-19 by generate_team_plan.py.</w:t>
+        <w:t>Team plan · generated 2026-07-21 by generate_team_plan.py.</w:t>
       </w:r>
     </w:p>
     <w:sectPr>

--- a/output/summary/01-implementation-plan-1BE-1FE.docx
+++ b/output/summary/01-implementation-plan-1BE-1FE.docx
@@ -79,7 +79,7 @@
           <w:color w:val="444444"/>
           <w:sz w:val="18"/>
         </w:rPr>
-        <w:t xml:space="preserve"> 2026-07-21 · Derived from the same story parsers as the per-domain breakdowns (grouped-XS merges included), so story counts and day totals reconcile.</w:t>
+        <w:t xml:space="preserve"> 2026-07-24 · Derived from the same story parsers as the per-domain breakdowns (grouped-XS merges included), so story counts and day totals reconcile.</w:t>
       </w:r>
     </w:p>
     <w:p>
@@ -134,6 +134,225 @@
           <w:sz w:val="28"/>
         </w:rPr>
         <w:t>Team &amp; operating model</w:t>
+      </w:r>
+    </w:p>
+    <w:p>
+      <w:pPr>
+        <w:spacing w:after="40"/>
+      </w:pPr>
+      <w:r>
+        <w:rPr>
+          <w:b/>
+          <w:color w:val="444444"/>
+          <w:sz w:val="18"/>
+        </w:rPr>
+        <w:t>⚠ Priority reorder (2026-07-24):</w:t>
+      </w:r>
+      <w:r>
+        <w:rPr>
+          <w:color w:val="444444"/>
+          <w:sz w:val="18"/>
+        </w:rPr>
+        <w:t xml:space="preserve"> an </w:t>
+      </w:r>
+      <w:r>
+        <w:rPr>
+          <w:b/>
+          <w:color w:val="444444"/>
+          <w:sz w:val="18"/>
+        </w:rPr>
+        <w:t>external team is waiting on the `watchlist` + `impression` dependencies</w:t>
+      </w:r>
+      <w:r>
+        <w:rPr>
+          <w:color w:val="444444"/>
+          <w:sz w:val="18"/>
+        </w:rPr>
+        <w:t xml:space="preserve">, so those two are prioritized. Impression's </w:t>
+      </w:r>
+      <w:r>
+        <w:rPr>
+          <w:i/>
+          <w:color w:val="444444"/>
+          <w:sz w:val="18"/>
+        </w:rPr>
+        <w:t>backend</w:t>
+      </w:r>
+      <w:r>
+        <w:rPr>
+          <w:color w:val="444444"/>
+          <w:sz w:val="18"/>
+        </w:rPr>
+        <w:t xml:space="preserve"> is now pulled far forward (its A–E gate lands early — see the backend lane), which is what unblocks the external consumer of the federated impression data. Impression's </w:t>
+      </w:r>
+      <w:r>
+        <w:rPr>
+          <w:i/>
+          <w:color w:val="444444"/>
+          <w:sz w:val="18"/>
+        </w:rPr>
+        <w:t>frontend</w:t>
+      </w:r>
+      <w:r>
+        <w:rPr>
+          <w:color w:val="444444"/>
+          <w:sz w:val="18"/>
+        </w:rPr>
+        <w:t xml:space="preserve"> stories are fused with BOM + Product screens (</w:t>
+      </w:r>
+      <w:r>
+        <w:rPr>
+          <w:rFonts w:ascii="Courier New" w:hAnsi="Courier New"/>
+          <w:sz w:val="18"/>
+        </w:rPr>
+        <w:t>getBomDataAndImpressions</w:t>
+      </w:r>
+      <w:r>
+        <w:rPr>
+          <w:color w:val="444444"/>
+          <w:sz w:val="18"/>
+        </w:rPr>
+        <w:t xml:space="preserve">, </w:t>
+      </w:r>
+      <w:r>
+        <w:rPr>
+          <w:rFonts w:ascii="Courier New" w:hAnsi="Courier New"/>
+          <w:sz w:val="18"/>
+        </w:rPr>
+        <w:t>getCarryForwardFormData</w:t>
+      </w:r>
+      <w:r>
+        <w:rPr>
+          <w:color w:val="444444"/>
+          <w:sz w:val="18"/>
+        </w:rPr>
+        <w:t xml:space="preserve">), so they still flip in the same wave as BOM/Product — the scheduler will not place them ahead of the partner stories they read. Net effect: </w:t>
+      </w:r>
+      <w:r>
+        <w:rPr>
+          <w:rFonts w:ascii="Courier New" w:hAnsi="Courier New"/>
+          <w:sz w:val="18"/>
+        </w:rPr>
+        <w:t>bom</w:t>
+      </w:r>
+      <w:r>
+        <w:rPr>
+          <w:color w:val="444444"/>
+          <w:sz w:val="18"/>
+        </w:rPr>
+        <w:t xml:space="preserve"> and </w:t>
+      </w:r>
+      <w:r>
+        <w:rPr>
+          <w:rFonts w:ascii="Courier New" w:hAnsi="Courier New"/>
+          <w:sz w:val="18"/>
+        </w:rPr>
+        <w:t>product</w:t>
+      </w:r>
+      <w:r>
+        <w:rPr>
+          <w:color w:val="444444"/>
+          <w:sz w:val="18"/>
+        </w:rPr>
+        <w:t xml:space="preserve"> core also move up; the smaller domains (</w:t>
+      </w:r>
+      <w:r>
+        <w:rPr>
+          <w:rFonts w:ascii="Courier New" w:hAnsi="Courier New"/>
+          <w:sz w:val="18"/>
+        </w:rPr>
+        <w:t>productDetails</w:t>
+      </w:r>
+      <w:r>
+        <w:rPr>
+          <w:color w:val="444444"/>
+          <w:sz w:val="18"/>
+        </w:rPr>
+        <w:t xml:space="preserve">, </w:t>
+      </w:r>
+      <w:r>
+        <w:rPr>
+          <w:rFonts w:ascii="Courier New" w:hAnsi="Courier New"/>
+          <w:sz w:val="18"/>
+        </w:rPr>
+        <w:t>measurement</w:t>
+      </w:r>
+      <w:r>
+        <w:rPr>
+          <w:color w:val="444444"/>
+          <w:sz w:val="18"/>
+        </w:rPr>
+        <w:t xml:space="preserve">, </w:t>
+      </w:r>
+      <w:r>
+        <w:rPr>
+          <w:rFonts w:ascii="Courier New" w:hAnsi="Courier New"/>
+          <w:sz w:val="18"/>
+        </w:rPr>
+        <w:t>packaging</w:t>
+      </w:r>
+      <w:r>
+        <w:rPr>
+          <w:color w:val="444444"/>
+          <w:sz w:val="18"/>
+        </w:rPr>
+        <w:t xml:space="preserve">, </w:t>
+      </w:r>
+      <w:r>
+        <w:rPr>
+          <w:rFonts w:ascii="Courier New" w:hAnsi="Courier New"/>
+          <w:sz w:val="18"/>
+        </w:rPr>
+        <w:t>claims</w:t>
+      </w:r>
+      <w:r>
+        <w:rPr>
+          <w:color w:val="444444"/>
+          <w:sz w:val="18"/>
+        </w:rPr>
+        <w:t xml:space="preserve">) shift later. Order is set in </w:t>
+      </w:r>
+      <w:r>
+        <w:rPr>
+          <w:rFonts w:ascii="Courier New" w:hAnsi="Courier New"/>
+          <w:sz w:val="18"/>
+        </w:rPr>
+        <w:t>team_config.py</w:t>
+      </w:r>
+      <w:r>
+        <w:rPr>
+          <w:color w:val="444444"/>
+          <w:sz w:val="18"/>
+        </w:rPr>
+        <w:t xml:space="preserve"> (</w:t>
+      </w:r>
+      <w:r>
+        <w:rPr>
+          <w:rFonts w:ascii="Courier New" w:hAnsi="Courier New"/>
+          <w:sz w:val="18"/>
+        </w:rPr>
+        <w:t>BE_QUEUE</w:t>
+      </w:r>
+      <w:r>
+        <w:rPr>
+          <w:color w:val="444444"/>
+          <w:sz w:val="18"/>
+        </w:rPr>
+        <w:t xml:space="preserve"> / </w:t>
+      </w:r>
+      <w:r>
+        <w:rPr>
+          <w:rFonts w:ascii="Courier New" w:hAnsi="Courier New"/>
+          <w:sz w:val="18"/>
+        </w:rPr>
+        <w:t>FE_WAVES</w:t>
+      </w:r>
+      <w:r>
+        <w:rPr>
+          <w:color w:val="444444"/>
+          <w:sz w:val="18"/>
+        </w:rPr>
+        <w:t>) with a revert note.</w:t>
       </w:r>
     </w:p>
     <w:p>
@@ -655,6 +874,271 @@
                 <w:color w:val="373737"/>
                 <w:sz w:val="18"/>
               </w:rPr>
+              <w:t>BOM</w:t>
+            </w:r>
+          </w:p>
+        </w:tc>
+        <w:tc>
+          <w:tcPr>
+            <w:tcW w:type="dxa" w:w="1234"/>
+            <w:shd w:val="clear" w:color="auto" w:fill="F5F8FF"/>
+            <w:vAlign w:val="top"/>
+          </w:tcPr>
+          <w:p>
+            <w:pPr>
+              <w:jc w:val="left"/>
+            </w:pPr>
+            <w:r>
+              <w:rPr>
+                <w:color w:val="373737"/>
+                <w:sz w:val="18"/>
+              </w:rPr>
+              <w:t>—</w:t>
+            </w:r>
+          </w:p>
+        </w:tc>
+        <w:tc>
+          <w:tcPr>
+            <w:tcW w:type="dxa" w:w="1234"/>
+            <w:shd w:val="clear" w:color="auto" w:fill="F5F8FF"/>
+            <w:vAlign w:val="top"/>
+          </w:tcPr>
+          <w:p>
+            <w:pPr>
+              <w:jc w:val="left"/>
+            </w:pPr>
+            <w:r>
+              <w:rPr>
+                <w:color w:val="373737"/>
+                <w:sz w:val="18"/>
+              </w:rPr>
+              <w:t>37</w:t>
+            </w:r>
+          </w:p>
+        </w:tc>
+        <w:tc>
+          <w:tcPr>
+            <w:tcW w:type="dxa" w:w="1234"/>
+            <w:shd w:val="clear" w:color="auto" w:fill="F5F8FF"/>
+            <w:vAlign w:val="top"/>
+          </w:tcPr>
+          <w:p>
+            <w:pPr>
+              <w:jc w:val="left"/>
+            </w:pPr>
+            <w:r>
+              <w:rPr>
+                <w:color w:val="373737"/>
+                <w:sz w:val="18"/>
+              </w:rPr>
+              <w:t>91 (62–120)</w:t>
+            </w:r>
+          </w:p>
+        </w:tc>
+        <w:tc>
+          <w:tcPr>
+            <w:tcW w:type="dxa" w:w="1234"/>
+            <w:shd w:val="clear" w:color="auto" w:fill="F5F8FF"/>
+            <w:vAlign w:val="top"/>
+          </w:tcPr>
+          <w:p>
+            <w:pPr>
+              <w:jc w:val="left"/>
+            </w:pPr>
+            <w:r>
+              <w:rPr>
+                <w:color w:val="373737"/>
+                <w:sz w:val="18"/>
+              </w:rPr>
+              <w:t>d200–d291 (spr 21–30)</w:t>
+            </w:r>
+          </w:p>
+        </w:tc>
+        <w:tc>
+          <w:tcPr>
+            <w:tcW w:type="dxa" w:w="1234"/>
+            <w:shd w:val="clear" w:color="auto" w:fill="F5F8FF"/>
+            <w:vAlign w:val="top"/>
+          </w:tcPr>
+          <w:p>
+            <w:pPr>
+              <w:jc w:val="left"/>
+            </w:pPr>
+            <w:r>
+              <w:rPr>
+                <w:color w:val="373737"/>
+                <w:sz w:val="18"/>
+              </w:rPr>
+              <w:t>d247</w:t>
+            </w:r>
+          </w:p>
+        </w:tc>
+      </w:tr>
+      <w:tr>
+        <w:tc>
+          <w:tcPr>
+            <w:tcW w:type="dxa" w:w="1234"/>
+            <w:vAlign w:val="top"/>
+          </w:tcPr>
+          <w:p>
+            <w:pPr>
+              <w:jc w:val="left"/>
+            </w:pPr>
+            <w:r>
+              <w:rPr>
+                <w:color w:val="373737"/>
+                <w:sz w:val="18"/>
+              </w:rPr>
+              <w:t>3</w:t>
+            </w:r>
+          </w:p>
+        </w:tc>
+        <w:tc>
+          <w:tcPr>
+            <w:tcW w:type="dxa" w:w="1234"/>
+            <w:vAlign w:val="top"/>
+          </w:tcPr>
+          <w:p>
+            <w:pPr>
+              <w:jc w:val="left"/>
+            </w:pPr>
+            <w:r>
+              <w:rPr>
+                <w:b/>
+                <w:color w:val="373737"/>
+                <w:sz w:val="18"/>
+              </w:rPr>
+              <w:t>Impression</w:t>
+            </w:r>
+          </w:p>
+        </w:tc>
+        <w:tc>
+          <w:tcPr>
+            <w:tcW w:type="dxa" w:w="1234"/>
+            <w:vAlign w:val="top"/>
+          </w:tcPr>
+          <w:p>
+            <w:pPr>
+              <w:jc w:val="left"/>
+            </w:pPr>
+            <w:r>
+              <w:rPr>
+                <w:color w:val="373737"/>
+                <w:sz w:val="18"/>
+              </w:rPr>
+              <w:t>—</w:t>
+            </w:r>
+          </w:p>
+        </w:tc>
+        <w:tc>
+          <w:tcPr>
+            <w:tcW w:type="dxa" w:w="1234"/>
+            <w:vAlign w:val="top"/>
+          </w:tcPr>
+          <w:p>
+            <w:pPr>
+              <w:jc w:val="left"/>
+            </w:pPr>
+            <w:r>
+              <w:rPr>
+                <w:color w:val="373737"/>
+                <w:sz w:val="18"/>
+              </w:rPr>
+              <w:t>7</w:t>
+            </w:r>
+          </w:p>
+        </w:tc>
+        <w:tc>
+          <w:tcPr>
+            <w:tcW w:type="dxa" w:w="1234"/>
+            <w:vAlign w:val="top"/>
+          </w:tcPr>
+          <w:p>
+            <w:pPr>
+              <w:jc w:val="left"/>
+            </w:pPr>
+            <w:r>
+              <w:rPr>
+                <w:color w:val="373737"/>
+                <w:sz w:val="18"/>
+              </w:rPr>
+              <w:t>14 (9–18)</w:t>
+            </w:r>
+          </w:p>
+        </w:tc>
+        <w:tc>
+          <w:tcPr>
+            <w:tcW w:type="dxa" w:w="1234"/>
+            <w:vAlign w:val="top"/>
+          </w:tcPr>
+          <w:p>
+            <w:pPr>
+              <w:jc w:val="left"/>
+            </w:pPr>
+            <w:r>
+              <w:rPr>
+                <w:color w:val="373737"/>
+                <w:sz w:val="18"/>
+              </w:rPr>
+              <w:t>d291–d304 (spr 30–31)</w:t>
+            </w:r>
+          </w:p>
+        </w:tc>
+        <w:tc>
+          <w:tcPr>
+            <w:tcW w:type="dxa" w:w="1234"/>
+            <w:vAlign w:val="top"/>
+          </w:tcPr>
+          <w:p>
+            <w:pPr>
+              <w:jc w:val="left"/>
+            </w:pPr>
+            <w:r>
+              <w:rPr>
+                <w:color w:val="373737"/>
+                <w:sz w:val="18"/>
+              </w:rPr>
+              <w:t>d297</w:t>
+            </w:r>
+          </w:p>
+        </w:tc>
+      </w:tr>
+      <w:tr>
+        <w:tc>
+          <w:tcPr>
+            <w:tcW w:type="dxa" w:w="1234"/>
+            <w:shd w:val="clear" w:color="auto" w:fill="F5F8FF"/>
+            <w:vAlign w:val="top"/>
+          </w:tcPr>
+          <w:p>
+            <w:pPr>
+              <w:jc w:val="left"/>
+            </w:pPr>
+            <w:r>
+              <w:rPr>
+                <w:color w:val="373737"/>
+                <w:sz w:val="18"/>
+              </w:rPr>
+              <w:t>4</w:t>
+            </w:r>
+          </w:p>
+        </w:tc>
+        <w:tc>
+          <w:tcPr>
+            <w:tcW w:type="dxa" w:w="1234"/>
+            <w:shd w:val="clear" w:color="auto" w:fill="F5F8FF"/>
+            <w:vAlign w:val="top"/>
+          </w:tcPr>
+          <w:p>
+            <w:pPr>
+              <w:jc w:val="left"/>
+            </w:pPr>
+            <w:r>
+              <w:rPr>
+                <w:b/>
+                <w:color w:val="373737"/>
+                <w:sz w:val="18"/>
+              </w:rPr>
               <w:t>Watchlist</w:t>
             </w:r>
           </w:p>
@@ -731,7 +1215,7 @@
                 <w:color w:val="373737"/>
                 <w:sz w:val="18"/>
               </w:rPr>
-              <w:t>d200–d231 (spr 21–24)</w:t>
+              <w:t>d304–d336 (spr 31–34)</w:t>
             </w:r>
           </w:p>
         </w:tc>
@@ -750,7 +1234,7 @@
                 <w:color w:val="373737"/>
                 <w:sz w:val="18"/>
               </w:rPr>
-              <w:t>d219</w:t>
+              <w:t>d324</w:t>
             </w:r>
           </w:p>
         </w:tc>
@@ -770,7 +1254,7 @@
                 <w:color w:val="373737"/>
                 <w:sz w:val="18"/>
               </w:rPr>
-              <w:t>3</w:t>
+              <w:t>5</w:t>
             </w:r>
           </w:p>
         </w:tc>
@@ -861,7 +1345,7 @@
                 <w:color w:val="373737"/>
                 <w:sz w:val="18"/>
               </w:rPr>
-              <w:t>d231–d262 (spr 24–27)</w:t>
+              <w:t>d336–d366 (spr 34–37)</w:t>
             </w:r>
           </w:p>
         </w:tc>
@@ -879,7 +1363,7 @@
                 <w:color w:val="373737"/>
                 <w:sz w:val="18"/>
               </w:rPr>
-              <w:t>d252</w:t>
+              <w:t>d356</w:t>
             </w:r>
           </w:p>
         </w:tc>
@@ -900,7 +1384,7 @@
                 <w:color w:val="373737"/>
                 <w:sz w:val="18"/>
               </w:rPr>
-              <w:t>4</w:t>
+              <w:t>6</w:t>
             </w:r>
           </w:p>
         </w:tc>
@@ -996,7 +1480,7 @@
                 <w:color w:val="373737"/>
                 <w:sz w:val="18"/>
               </w:rPr>
-              <w:t>d262–d318 (spr 27–32)</w:t>
+              <w:t>d366–d423 (spr 37–43)</w:t>
             </w:r>
           </w:p>
         </w:tc>
@@ -1015,7 +1499,7 @@
                 <w:color w:val="373737"/>
                 <w:sz w:val="18"/>
               </w:rPr>
-              <w:t>d304</w:t>
+              <w:t>d408</w:t>
             </w:r>
           </w:p>
         </w:tc>
@@ -1035,7 +1519,7 @@
                 <w:color w:val="373737"/>
                 <w:sz w:val="18"/>
               </w:rPr>
-              <w:t>5</w:t>
+              <w:t>7</w:t>
             </w:r>
           </w:p>
         </w:tc>
@@ -1126,7 +1610,7 @@
                 <w:color w:val="373737"/>
                 <w:sz w:val="18"/>
               </w:rPr>
-              <w:t>d318–d373 (spr 32–38)</w:t>
+              <w:t>d423–d478 (spr 43–48)</w:t>
             </w:r>
           </w:p>
         </w:tc>
@@ -1144,272 +1628,7 @@
                 <w:color w:val="373737"/>
                 <w:sz w:val="18"/>
               </w:rPr>
-              <w:t>d356</w:t>
-            </w:r>
-          </w:p>
-        </w:tc>
-      </w:tr>
-      <w:tr>
-        <w:tc>
-          <w:tcPr>
-            <w:tcW w:type="dxa" w:w="1234"/>
-            <w:shd w:val="clear" w:color="auto" w:fill="F5F8FF"/>
-            <w:vAlign w:val="top"/>
-          </w:tcPr>
-          <w:p>
-            <w:pPr>
-              <w:jc w:val="left"/>
-            </w:pPr>
-            <w:r>
-              <w:rPr>
-                <w:color w:val="373737"/>
-                <w:sz w:val="18"/>
-              </w:rPr>
-              <w:t>6</w:t>
-            </w:r>
-          </w:p>
-        </w:tc>
-        <w:tc>
-          <w:tcPr>
-            <w:tcW w:type="dxa" w:w="1234"/>
-            <w:shd w:val="clear" w:color="auto" w:fill="F5F8FF"/>
-            <w:vAlign w:val="top"/>
-          </w:tcPr>
-          <w:p>
-            <w:pPr>
-              <w:jc w:val="left"/>
-            </w:pPr>
-            <w:r>
-              <w:rPr>
-                <w:b/>
-                <w:color w:val="373737"/>
-                <w:sz w:val="18"/>
-              </w:rPr>
-              <w:t>BOM</w:t>
-            </w:r>
-          </w:p>
-        </w:tc>
-        <w:tc>
-          <w:tcPr>
-            <w:tcW w:type="dxa" w:w="1234"/>
-            <w:shd w:val="clear" w:color="auto" w:fill="F5F8FF"/>
-            <w:vAlign w:val="top"/>
-          </w:tcPr>
-          <w:p>
-            <w:pPr>
-              <w:jc w:val="left"/>
-            </w:pPr>
-            <w:r>
-              <w:rPr>
-                <w:color w:val="373737"/>
-                <w:sz w:val="18"/>
-              </w:rPr>
-              <w:t>—</w:t>
-            </w:r>
-          </w:p>
-        </w:tc>
-        <w:tc>
-          <w:tcPr>
-            <w:tcW w:type="dxa" w:w="1234"/>
-            <w:shd w:val="clear" w:color="auto" w:fill="F5F8FF"/>
-            <w:vAlign w:val="top"/>
-          </w:tcPr>
-          <w:p>
-            <w:pPr>
-              <w:jc w:val="left"/>
-            </w:pPr>
-            <w:r>
-              <w:rPr>
-                <w:color w:val="373737"/>
-                <w:sz w:val="18"/>
-              </w:rPr>
-              <w:t>37</w:t>
-            </w:r>
-          </w:p>
-        </w:tc>
-        <w:tc>
-          <w:tcPr>
-            <w:tcW w:type="dxa" w:w="1234"/>
-            <w:shd w:val="clear" w:color="auto" w:fill="F5F8FF"/>
-            <w:vAlign w:val="top"/>
-          </w:tcPr>
-          <w:p>
-            <w:pPr>
-              <w:jc w:val="left"/>
-            </w:pPr>
-            <w:r>
-              <w:rPr>
-                <w:color w:val="373737"/>
-                <w:sz w:val="18"/>
-              </w:rPr>
-              <w:t>91 (62–120)</w:t>
-            </w:r>
-          </w:p>
-        </w:tc>
-        <w:tc>
-          <w:tcPr>
-            <w:tcW w:type="dxa" w:w="1234"/>
-            <w:shd w:val="clear" w:color="auto" w:fill="F5F8FF"/>
-            <w:vAlign w:val="top"/>
-          </w:tcPr>
-          <w:p>
-            <w:pPr>
-              <w:jc w:val="left"/>
-            </w:pPr>
-            <w:r>
-              <w:rPr>
-                <w:color w:val="373737"/>
-                <w:sz w:val="18"/>
-              </w:rPr>
-              <w:t>d373–d464 (spr 38–47)</w:t>
-            </w:r>
-          </w:p>
-        </w:tc>
-        <w:tc>
-          <w:tcPr>
-            <w:tcW w:type="dxa" w:w="1234"/>
-            <w:shd w:val="clear" w:color="auto" w:fill="F5F8FF"/>
-            <w:vAlign w:val="top"/>
-          </w:tcPr>
-          <w:p>
-            <w:pPr>
-              <w:jc w:val="left"/>
-            </w:pPr>
-            <w:r>
-              <w:rPr>
-                <w:color w:val="373737"/>
-                <w:sz w:val="18"/>
-              </w:rPr>
-              <w:t>d420</w:t>
-            </w:r>
-          </w:p>
-        </w:tc>
-      </w:tr>
-      <w:tr>
-        <w:tc>
-          <w:tcPr>
-            <w:tcW w:type="dxa" w:w="1234"/>
-            <w:vAlign w:val="top"/>
-          </w:tcPr>
-          <w:p>
-            <w:pPr>
-              <w:jc w:val="left"/>
-            </w:pPr>
-            <w:r>
-              <w:rPr>
-                <w:color w:val="373737"/>
-                <w:sz w:val="18"/>
-              </w:rPr>
-              <w:t>7</w:t>
-            </w:r>
-          </w:p>
-        </w:tc>
-        <w:tc>
-          <w:tcPr>
-            <w:tcW w:type="dxa" w:w="1234"/>
-            <w:vAlign w:val="top"/>
-          </w:tcPr>
-          <w:p>
-            <w:pPr>
-              <w:jc w:val="left"/>
-            </w:pPr>
-            <w:r>
-              <w:rPr>
-                <w:b/>
-                <w:color w:val="373737"/>
-                <w:sz w:val="18"/>
-              </w:rPr>
-              <w:t>Claims</w:t>
-            </w:r>
-          </w:p>
-        </w:tc>
-        <w:tc>
-          <w:tcPr>
-            <w:tcW w:type="dxa" w:w="1234"/>
-            <w:vAlign w:val="top"/>
-          </w:tcPr>
-          <w:p>
-            <w:pPr>
-              <w:jc w:val="left"/>
-            </w:pPr>
-            <w:r>
-              <w:rPr>
-                <w:color w:val="373737"/>
-                <w:sz w:val="18"/>
-              </w:rPr>
-              <w:t>—</w:t>
-            </w:r>
-          </w:p>
-        </w:tc>
-        <w:tc>
-          <w:tcPr>
-            <w:tcW w:type="dxa" w:w="1234"/>
-            <w:vAlign w:val="top"/>
-          </w:tcPr>
-          <w:p>
-            <w:pPr>
-              <w:jc w:val="left"/>
-            </w:pPr>
-            <w:r>
-              <w:rPr>
-                <w:color w:val="373737"/>
-                <w:sz w:val="18"/>
-              </w:rPr>
-              <w:t>20</w:t>
-            </w:r>
-          </w:p>
-        </w:tc>
-        <w:tc>
-          <w:tcPr>
-            <w:tcW w:type="dxa" w:w="1234"/>
-            <w:vAlign w:val="top"/>
-          </w:tcPr>
-          <w:p>
-            <w:pPr>
-              <w:jc w:val="left"/>
-            </w:pPr>
-            <w:r>
-              <w:rPr>
-                <w:color w:val="373737"/>
-                <w:sz w:val="18"/>
-              </w:rPr>
-              <w:t>50 (34–66)</w:t>
-            </w:r>
-          </w:p>
-        </w:tc>
-        <w:tc>
-          <w:tcPr>
-            <w:tcW w:type="dxa" w:w="1234"/>
-            <w:vAlign w:val="top"/>
-          </w:tcPr>
-          <w:p>
-            <w:pPr>
-              <w:jc w:val="left"/>
-            </w:pPr>
-            <w:r>
-              <w:rPr>
-                <w:color w:val="373737"/>
-                <w:sz w:val="18"/>
-              </w:rPr>
-              <w:t>d464–d514 (spr 47–52)</w:t>
-            </w:r>
-          </w:p>
-        </w:tc>
-        <w:tc>
-          <w:tcPr>
-            <w:tcW w:type="dxa" w:w="1234"/>
-            <w:vAlign w:val="top"/>
-          </w:tcPr>
-          <w:p>
-            <w:pPr>
-              <w:jc w:val="left"/>
-            </w:pPr>
-            <w:r>
-              <w:rPr>
-                <w:color w:val="373737"/>
-                <w:sz w:val="18"/>
-              </w:rPr>
-              <w:t>d494</w:t>
+              <w:t>d460</w:t>
             </w:r>
           </w:p>
         </w:tc>
@@ -1450,7 +1669,7 @@
                 <w:color w:val="373737"/>
                 <w:sz w:val="18"/>
               </w:rPr>
-              <w:t>Impression</w:t>
+              <w:t>Claims</w:t>
             </w:r>
           </w:p>
         </w:tc>
@@ -1488,7 +1707,7 @@
                 <w:color w:val="373737"/>
                 <w:sz w:val="18"/>
               </w:rPr>
-              <w:t>7</w:t>
+              <w:t>20</w:t>
             </w:r>
           </w:p>
         </w:tc>
@@ -1507,7 +1726,7 @@
                 <w:color w:val="373737"/>
                 <w:sz w:val="18"/>
               </w:rPr>
-              <w:t>14 (9–18)</w:t>
+              <w:t>50 (34–66)</w:t>
             </w:r>
           </w:p>
         </w:tc>
@@ -1526,7 +1745,7 @@
                 <w:color w:val="373737"/>
                 <w:sz w:val="18"/>
               </w:rPr>
-              <w:t>d514–d528 (spr 52–53)</w:t>
+              <w:t>d478–d528 (spr 48–53)</w:t>
             </w:r>
           </w:p>
         </w:tc>
@@ -1545,7 +1764,7 @@
                 <w:color w:val="373737"/>
                 <w:sz w:val="18"/>
               </w:rPr>
-              <w:t>d520</w:t>
+              <w:t>d507</w:t>
             </w:r>
           </w:p>
         </w:tc>
@@ -1846,7 +2065,7 @@
                 <w:color w:val="373737"/>
                 <w:sz w:val="18"/>
               </w:rPr>
-              <w:t>BE Watchlist A–E done (d219)</w:t>
+              <w:t>BE Watchlist A–E done (d324)</w:t>
             </w:r>
           </w:p>
         </w:tc>
@@ -1864,7 +2083,7 @@
                 <w:color w:val="373737"/>
                 <w:sz w:val="18"/>
               </w:rPr>
-              <w:t>d219–d228 (spr 22–23)</w:t>
+              <w:t>d324–d332 (spr 33–34)</w:t>
             </w:r>
           </w:p>
         </w:tc>
@@ -1905,7 +2124,7 @@
                 <w:color w:val="373737"/>
                 <w:sz w:val="18"/>
               </w:rPr>
-              <w:t>Product Details</w:t>
+              <w:t>Product</w:t>
             </w:r>
           </w:p>
         </w:tc>
@@ -1943,7 +2162,7 @@
                 <w:color w:val="373737"/>
                 <w:sz w:val="18"/>
               </w:rPr>
-              <w:t>10</w:t>
+              <w:t>86</w:t>
             </w:r>
           </w:p>
         </w:tc>
@@ -1962,7 +2181,7 @@
                 <w:color w:val="373737"/>
                 <w:sz w:val="18"/>
               </w:rPr>
-              <w:t>BE Product Details A–E done (d252)</w:t>
+              <w:t>BE Product A–E done (d108) + pilot soak (d342)</w:t>
             </w:r>
           </w:p>
         </w:tc>
@@ -1981,7 +2200,7 @@
                 <w:color w:val="373737"/>
                 <w:sz w:val="18"/>
               </w:rPr>
-              <w:t>d252–d262 (spr 26–27)</w:t>
+              <w:t>d342–d428 (spr 35–43)</w:t>
             </w:r>
           </w:p>
         </w:tc>
@@ -2002,234 +2221,6 @@
                 <w:sz w:val="18"/>
               </w:rPr>
               <w:t>2</w:t>
-            </w:r>
-          </w:p>
-        </w:tc>
-        <w:tc>
-          <w:tcPr>
-            <w:tcW w:type="dxa" w:w="1440"/>
-            <w:vAlign w:val="top"/>
-          </w:tcPr>
-          <w:p>
-            <w:pPr>
-              <w:jc w:val="left"/>
-            </w:pPr>
-            <w:r>
-              <w:rPr>
-                <w:b/>
-                <w:color w:val="373737"/>
-                <w:sz w:val="18"/>
-              </w:rPr>
-              <w:t>Measurement</w:t>
-            </w:r>
-          </w:p>
-        </w:tc>
-        <w:tc>
-          <w:tcPr>
-            <w:tcW w:type="dxa" w:w="1440"/>
-            <w:vAlign w:val="top"/>
-          </w:tcPr>
-          <w:p>
-            <w:pPr>
-              <w:jc w:val="left"/>
-            </w:pPr>
-            <w:r>
-              <w:rPr>
-                <w:color w:val="373737"/>
-                <w:sz w:val="18"/>
-              </w:rPr>
-              <w:t>—</w:t>
-            </w:r>
-          </w:p>
-        </w:tc>
-        <w:tc>
-          <w:tcPr>
-            <w:tcW w:type="dxa" w:w="1440"/>
-            <w:vAlign w:val="top"/>
-          </w:tcPr>
-          <w:p>
-            <w:pPr>
-              <w:jc w:val="left"/>
-            </w:pPr>
-            <w:r>
-              <w:rPr>
-                <w:color w:val="373737"/>
-                <w:sz w:val="18"/>
-              </w:rPr>
-              <w:t>16</w:t>
-            </w:r>
-          </w:p>
-        </w:tc>
-        <w:tc>
-          <w:tcPr>
-            <w:tcW w:type="dxa" w:w="1440"/>
-            <w:vAlign w:val="top"/>
-          </w:tcPr>
-          <w:p>
-            <w:pPr>
-              <w:jc w:val="left"/>
-            </w:pPr>
-            <w:r>
-              <w:rPr>
-                <w:color w:val="373737"/>
-                <w:sz w:val="18"/>
-              </w:rPr>
-              <w:t>BE Measurement A–E done (d304)</w:t>
-            </w:r>
-          </w:p>
-        </w:tc>
-        <w:tc>
-          <w:tcPr>
-            <w:tcW w:type="dxa" w:w="1440"/>
-            <w:vAlign w:val="top"/>
-          </w:tcPr>
-          <w:p>
-            <w:pPr>
-              <w:jc w:val="left"/>
-            </w:pPr>
-            <w:r>
-              <w:rPr>
-                <w:color w:val="373737"/>
-                <w:sz w:val="18"/>
-              </w:rPr>
-              <w:t>d304–d319 (spr 31–32)</w:t>
-            </w:r>
-          </w:p>
-        </w:tc>
-      </w:tr>
-      <w:tr>
-        <w:tc>
-          <w:tcPr>
-            <w:tcW w:type="dxa" w:w="1440"/>
-            <w:shd w:val="clear" w:color="auto" w:fill="F5F8FF"/>
-            <w:vAlign w:val="top"/>
-          </w:tcPr>
-          <w:p>
-            <w:pPr>
-              <w:jc w:val="left"/>
-            </w:pPr>
-            <w:r>
-              <w:rPr>
-                <w:color w:val="373737"/>
-                <w:sz w:val="18"/>
-              </w:rPr>
-              <w:t>2</w:t>
-            </w:r>
-          </w:p>
-        </w:tc>
-        <w:tc>
-          <w:tcPr>
-            <w:tcW w:type="dxa" w:w="1440"/>
-            <w:shd w:val="clear" w:color="auto" w:fill="F5F8FF"/>
-            <w:vAlign w:val="top"/>
-          </w:tcPr>
-          <w:p>
-            <w:pPr>
-              <w:jc w:val="left"/>
-            </w:pPr>
-            <w:r>
-              <w:rPr>
-                <w:b/>
-                <w:color w:val="373737"/>
-                <w:sz w:val="18"/>
-              </w:rPr>
-              <w:t>Packaging</w:t>
-            </w:r>
-          </w:p>
-        </w:tc>
-        <w:tc>
-          <w:tcPr>
-            <w:tcW w:type="dxa" w:w="1440"/>
-            <w:shd w:val="clear" w:color="auto" w:fill="F5F8FF"/>
-            <w:vAlign w:val="top"/>
-          </w:tcPr>
-          <w:p>
-            <w:pPr>
-              <w:jc w:val="left"/>
-            </w:pPr>
-            <w:r>
-              <w:rPr>
-                <w:color w:val="373737"/>
-                <w:sz w:val="18"/>
-              </w:rPr>
-              <w:t>—</w:t>
-            </w:r>
-          </w:p>
-        </w:tc>
-        <w:tc>
-          <w:tcPr>
-            <w:tcW w:type="dxa" w:w="1440"/>
-            <w:shd w:val="clear" w:color="auto" w:fill="F5F8FF"/>
-            <w:vAlign w:val="top"/>
-          </w:tcPr>
-          <w:p>
-            <w:pPr>
-              <w:jc w:val="left"/>
-            </w:pPr>
-            <w:r>
-              <w:rPr>
-                <w:color w:val="373737"/>
-                <w:sz w:val="18"/>
-              </w:rPr>
-              <w:t>27</w:t>
-            </w:r>
-          </w:p>
-        </w:tc>
-        <w:tc>
-          <w:tcPr>
-            <w:tcW w:type="dxa" w:w="1440"/>
-            <w:shd w:val="clear" w:color="auto" w:fill="F5F8FF"/>
-            <w:vAlign w:val="top"/>
-          </w:tcPr>
-          <w:p>
-            <w:pPr>
-              <w:jc w:val="left"/>
-            </w:pPr>
-            <w:r>
-              <w:rPr>
-                <w:color w:val="373737"/>
-                <w:sz w:val="18"/>
-              </w:rPr>
-              <w:t>BE Packaging A–E done (d356)</w:t>
-            </w:r>
-          </w:p>
-        </w:tc>
-        <w:tc>
-          <w:tcPr>
-            <w:tcW w:type="dxa" w:w="1440"/>
-            <w:shd w:val="clear" w:color="auto" w:fill="F5F8FF"/>
-            <w:vAlign w:val="top"/>
-          </w:tcPr>
-          <w:p>
-            <w:pPr>
-              <w:jc w:val="left"/>
-            </w:pPr>
-            <w:r>
-              <w:rPr>
-                <w:color w:val="373737"/>
-                <w:sz w:val="18"/>
-              </w:rPr>
-              <w:t>d356–d382 (spr 36–39)</w:t>
-            </w:r>
-          </w:p>
-        </w:tc>
-      </w:tr>
-      <w:tr>
-        <w:tc>
-          <w:tcPr>
-            <w:tcW w:type="dxa" w:w="1440"/>
-            <w:vAlign w:val="top"/>
-          </w:tcPr>
-          <w:p>
-            <w:pPr>
-              <w:jc w:val="left"/>
-            </w:pPr>
-            <w:r>
-              <w:rPr>
-                <w:color w:val="373737"/>
-                <w:sz w:val="18"/>
-              </w:rPr>
-              <w:t>3</w:t>
             </w:r>
           </w:p>
         </w:tc>
@@ -2302,7 +2293,7 @@
                 <w:color w:val="373737"/>
                 <w:sz w:val="18"/>
               </w:rPr>
-              <w:t>BE BOM A–E done (d420)</w:t>
+              <w:t>BE BOM A–E done (d247) + pilot soak (d342)</w:t>
             </w:r>
           </w:p>
         </w:tc>
@@ -2320,7 +2311,463 @@
                 <w:color w:val="373737"/>
                 <w:sz w:val="18"/>
               </w:rPr>
-              <w:t>d420–d458 (spr 43–46)</w:t>
+              <w:t>d428–d466 (spr 43–47)</w:t>
+            </w:r>
+          </w:p>
+        </w:tc>
+      </w:tr>
+      <w:tr>
+        <w:tc>
+          <w:tcPr>
+            <w:tcW w:type="dxa" w:w="1440"/>
+            <w:shd w:val="clear" w:color="auto" w:fill="F5F8FF"/>
+            <w:vAlign w:val="top"/>
+          </w:tcPr>
+          <w:p>
+            <w:pPr>
+              <w:jc w:val="left"/>
+            </w:pPr>
+            <w:r>
+              <w:rPr>
+                <w:color w:val="373737"/>
+                <w:sz w:val="18"/>
+              </w:rPr>
+              <w:t>2</w:t>
+            </w:r>
+          </w:p>
+        </w:tc>
+        <w:tc>
+          <w:tcPr>
+            <w:tcW w:type="dxa" w:w="1440"/>
+            <w:shd w:val="clear" w:color="auto" w:fill="F5F8FF"/>
+            <w:vAlign w:val="top"/>
+          </w:tcPr>
+          <w:p>
+            <w:pPr>
+              <w:jc w:val="left"/>
+            </w:pPr>
+            <w:r>
+              <w:rPr>
+                <w:b/>
+                <w:color w:val="373737"/>
+                <w:sz w:val="18"/>
+              </w:rPr>
+              <w:t>Impression</w:t>
+            </w:r>
+          </w:p>
+        </w:tc>
+        <w:tc>
+          <w:tcPr>
+            <w:tcW w:type="dxa" w:w="1440"/>
+            <w:shd w:val="clear" w:color="auto" w:fill="F5F8FF"/>
+            <w:vAlign w:val="top"/>
+          </w:tcPr>
+          <w:p>
+            <w:pPr>
+              <w:jc w:val="left"/>
+            </w:pPr>
+            <w:r>
+              <w:rPr>
+                <w:color w:val="373737"/>
+                <w:sz w:val="18"/>
+              </w:rPr>
+              <w:t>—</w:t>
+            </w:r>
+          </w:p>
+        </w:tc>
+        <w:tc>
+          <w:tcPr>
+            <w:tcW w:type="dxa" w:w="1440"/>
+            <w:shd w:val="clear" w:color="auto" w:fill="F5F8FF"/>
+            <w:vAlign w:val="top"/>
+          </w:tcPr>
+          <w:p>
+            <w:pPr>
+              <w:jc w:val="left"/>
+            </w:pPr>
+            <w:r>
+              <w:rPr>
+                <w:color w:val="373737"/>
+                <w:sz w:val="18"/>
+              </w:rPr>
+              <w:t>4</w:t>
+            </w:r>
+          </w:p>
+        </w:tc>
+        <w:tc>
+          <w:tcPr>
+            <w:tcW w:type="dxa" w:w="1440"/>
+            <w:shd w:val="clear" w:color="auto" w:fill="F5F8FF"/>
+            <w:vAlign w:val="top"/>
+          </w:tcPr>
+          <w:p>
+            <w:pPr>
+              <w:jc w:val="left"/>
+            </w:pPr>
+            <w:r>
+              <w:rPr>
+                <w:color w:val="373737"/>
+                <w:sz w:val="18"/>
+              </w:rPr>
+              <w:t>BE Impression A–E done (d297) + pilot soak (d342)</w:t>
+            </w:r>
+          </w:p>
+        </w:tc>
+        <w:tc>
+          <w:tcPr>
+            <w:tcW w:type="dxa" w:w="1440"/>
+            <w:shd w:val="clear" w:color="auto" w:fill="F5F8FF"/>
+            <w:vAlign w:val="top"/>
+          </w:tcPr>
+          <w:p>
+            <w:pPr>
+              <w:jc w:val="left"/>
+            </w:pPr>
+            <w:r>
+              <w:rPr>
+                <w:color w:val="373737"/>
+                <w:sz w:val="18"/>
+              </w:rPr>
+              <w:t>d466–d470 (spr 47–47)</w:t>
+            </w:r>
+          </w:p>
+        </w:tc>
+      </w:tr>
+      <w:tr>
+        <w:tc>
+          <w:tcPr>
+            <w:tcW w:type="dxa" w:w="1440"/>
+            <w:vAlign w:val="top"/>
+          </w:tcPr>
+          <w:p>
+            <w:pPr>
+              <w:jc w:val="left"/>
+            </w:pPr>
+            <w:r>
+              <w:rPr>
+                <w:color w:val="373737"/>
+                <w:sz w:val="18"/>
+              </w:rPr>
+              <w:t>3</w:t>
+            </w:r>
+          </w:p>
+        </w:tc>
+        <w:tc>
+          <w:tcPr>
+            <w:tcW w:type="dxa" w:w="1440"/>
+            <w:vAlign w:val="top"/>
+          </w:tcPr>
+          <w:p>
+            <w:pPr>
+              <w:jc w:val="left"/>
+            </w:pPr>
+            <w:r>
+              <w:rPr>
+                <w:b/>
+                <w:color w:val="373737"/>
+                <w:sz w:val="18"/>
+              </w:rPr>
+              <w:t>Product Details</w:t>
+            </w:r>
+          </w:p>
+        </w:tc>
+        <w:tc>
+          <w:tcPr>
+            <w:tcW w:type="dxa" w:w="1440"/>
+            <w:vAlign w:val="top"/>
+          </w:tcPr>
+          <w:p>
+            <w:pPr>
+              <w:jc w:val="left"/>
+            </w:pPr>
+            <w:r>
+              <w:rPr>
+                <w:color w:val="373737"/>
+                <w:sz w:val="18"/>
+              </w:rPr>
+              <w:t>—</w:t>
+            </w:r>
+          </w:p>
+        </w:tc>
+        <w:tc>
+          <w:tcPr>
+            <w:tcW w:type="dxa" w:w="1440"/>
+            <w:vAlign w:val="top"/>
+          </w:tcPr>
+          <w:p>
+            <w:pPr>
+              <w:jc w:val="left"/>
+            </w:pPr>
+            <w:r>
+              <w:rPr>
+                <w:color w:val="373737"/>
+                <w:sz w:val="18"/>
+              </w:rPr>
+              <w:t>10</w:t>
+            </w:r>
+          </w:p>
+        </w:tc>
+        <w:tc>
+          <w:tcPr>
+            <w:tcW w:type="dxa" w:w="1440"/>
+            <w:vAlign w:val="top"/>
+          </w:tcPr>
+          <w:p>
+            <w:pPr>
+              <w:jc w:val="left"/>
+            </w:pPr>
+            <w:r>
+              <w:rPr>
+                <w:color w:val="373737"/>
+                <w:sz w:val="18"/>
+              </w:rPr>
+              <w:t>BE Product Details A–E done (d356)</w:t>
+            </w:r>
+          </w:p>
+        </w:tc>
+        <w:tc>
+          <w:tcPr>
+            <w:tcW w:type="dxa" w:w="1440"/>
+            <w:vAlign w:val="top"/>
+          </w:tcPr>
+          <w:p>
+            <w:pPr>
+              <w:jc w:val="left"/>
+            </w:pPr>
+            <w:r>
+              <w:rPr>
+                <w:color w:val="373737"/>
+                <w:sz w:val="18"/>
+              </w:rPr>
+              <w:t>d470–d480 (spr 47–48)</w:t>
+            </w:r>
+          </w:p>
+        </w:tc>
+      </w:tr>
+      <w:tr>
+        <w:tc>
+          <w:tcPr>
+            <w:tcW w:type="dxa" w:w="1440"/>
+            <w:shd w:val="clear" w:color="auto" w:fill="F5F8FF"/>
+            <w:vAlign w:val="top"/>
+          </w:tcPr>
+          <w:p>
+            <w:pPr>
+              <w:jc w:val="left"/>
+            </w:pPr>
+            <w:r>
+              <w:rPr>
+                <w:color w:val="373737"/>
+                <w:sz w:val="18"/>
+              </w:rPr>
+              <w:t>3</w:t>
+            </w:r>
+          </w:p>
+        </w:tc>
+        <w:tc>
+          <w:tcPr>
+            <w:tcW w:type="dxa" w:w="1440"/>
+            <w:shd w:val="clear" w:color="auto" w:fill="F5F8FF"/>
+            <w:vAlign w:val="top"/>
+          </w:tcPr>
+          <w:p>
+            <w:pPr>
+              <w:jc w:val="left"/>
+            </w:pPr>
+            <w:r>
+              <w:rPr>
+                <w:b/>
+                <w:color w:val="373737"/>
+                <w:sz w:val="18"/>
+              </w:rPr>
+              <w:t>Measurement</w:t>
+            </w:r>
+          </w:p>
+        </w:tc>
+        <w:tc>
+          <w:tcPr>
+            <w:tcW w:type="dxa" w:w="1440"/>
+            <w:shd w:val="clear" w:color="auto" w:fill="F5F8FF"/>
+            <w:vAlign w:val="top"/>
+          </w:tcPr>
+          <w:p>
+            <w:pPr>
+              <w:jc w:val="left"/>
+            </w:pPr>
+            <w:r>
+              <w:rPr>
+                <w:color w:val="373737"/>
+                <w:sz w:val="18"/>
+              </w:rPr>
+              <w:t>—</w:t>
+            </w:r>
+          </w:p>
+        </w:tc>
+        <w:tc>
+          <w:tcPr>
+            <w:tcW w:type="dxa" w:w="1440"/>
+            <w:shd w:val="clear" w:color="auto" w:fill="F5F8FF"/>
+            <w:vAlign w:val="top"/>
+          </w:tcPr>
+          <w:p>
+            <w:pPr>
+              <w:jc w:val="left"/>
+            </w:pPr>
+            <w:r>
+              <w:rPr>
+                <w:color w:val="373737"/>
+                <w:sz w:val="18"/>
+              </w:rPr>
+              <w:t>16</w:t>
+            </w:r>
+          </w:p>
+        </w:tc>
+        <w:tc>
+          <w:tcPr>
+            <w:tcW w:type="dxa" w:w="1440"/>
+            <w:shd w:val="clear" w:color="auto" w:fill="F5F8FF"/>
+            <w:vAlign w:val="top"/>
+          </w:tcPr>
+          <w:p>
+            <w:pPr>
+              <w:jc w:val="left"/>
+            </w:pPr>
+            <w:r>
+              <w:rPr>
+                <w:color w:val="373737"/>
+                <w:sz w:val="18"/>
+              </w:rPr>
+              <w:t>BE Measurement A–E done (d408)</w:t>
+            </w:r>
+          </w:p>
+        </w:tc>
+        <w:tc>
+          <w:tcPr>
+            <w:tcW w:type="dxa" w:w="1440"/>
+            <w:shd w:val="clear" w:color="auto" w:fill="F5F8FF"/>
+            <w:vAlign w:val="top"/>
+          </w:tcPr>
+          <w:p>
+            <w:pPr>
+              <w:jc w:val="left"/>
+            </w:pPr>
+            <w:r>
+              <w:rPr>
+                <w:color w:val="373737"/>
+                <w:sz w:val="18"/>
+              </w:rPr>
+              <w:t>d480–d495 (spr 48–50)</w:t>
+            </w:r>
+          </w:p>
+        </w:tc>
+      </w:tr>
+      <w:tr>
+        <w:tc>
+          <w:tcPr>
+            <w:tcW w:type="dxa" w:w="1440"/>
+            <w:vAlign w:val="top"/>
+          </w:tcPr>
+          <w:p>
+            <w:pPr>
+              <w:jc w:val="left"/>
+            </w:pPr>
+            <w:r>
+              <w:rPr>
+                <w:color w:val="373737"/>
+                <w:sz w:val="18"/>
+              </w:rPr>
+              <w:t>3</w:t>
+            </w:r>
+          </w:p>
+        </w:tc>
+        <w:tc>
+          <w:tcPr>
+            <w:tcW w:type="dxa" w:w="1440"/>
+            <w:vAlign w:val="top"/>
+          </w:tcPr>
+          <w:p>
+            <w:pPr>
+              <w:jc w:val="left"/>
+            </w:pPr>
+            <w:r>
+              <w:rPr>
+                <w:b/>
+                <w:color w:val="373737"/>
+                <w:sz w:val="18"/>
+              </w:rPr>
+              <w:t>Packaging</w:t>
+            </w:r>
+          </w:p>
+        </w:tc>
+        <w:tc>
+          <w:tcPr>
+            <w:tcW w:type="dxa" w:w="1440"/>
+            <w:vAlign w:val="top"/>
+          </w:tcPr>
+          <w:p>
+            <w:pPr>
+              <w:jc w:val="left"/>
+            </w:pPr>
+            <w:r>
+              <w:rPr>
+                <w:color w:val="373737"/>
+                <w:sz w:val="18"/>
+              </w:rPr>
+              <w:t>—</w:t>
+            </w:r>
+          </w:p>
+        </w:tc>
+        <w:tc>
+          <w:tcPr>
+            <w:tcW w:type="dxa" w:w="1440"/>
+            <w:vAlign w:val="top"/>
+          </w:tcPr>
+          <w:p>
+            <w:pPr>
+              <w:jc w:val="left"/>
+            </w:pPr>
+            <w:r>
+              <w:rPr>
+                <w:color w:val="373737"/>
+                <w:sz w:val="18"/>
+              </w:rPr>
+              <w:t>27</w:t>
+            </w:r>
+          </w:p>
+        </w:tc>
+        <w:tc>
+          <w:tcPr>
+            <w:tcW w:type="dxa" w:w="1440"/>
+            <w:vAlign w:val="top"/>
+          </w:tcPr>
+          <w:p>
+            <w:pPr>
+              <w:jc w:val="left"/>
+            </w:pPr>
+            <w:r>
+              <w:rPr>
+                <w:color w:val="373737"/>
+                <w:sz w:val="18"/>
+              </w:rPr>
+              <w:t>BE Packaging A–E done (d460)</w:t>
+            </w:r>
+          </w:p>
+        </w:tc>
+        <w:tc>
+          <w:tcPr>
+            <w:tcW w:type="dxa" w:w="1440"/>
+            <w:vAlign w:val="top"/>
+          </w:tcPr>
+          <w:p>
+            <w:pPr>
+              <w:jc w:val="left"/>
+            </w:pPr>
+            <w:r>
+              <w:rPr>
+                <w:color w:val="373737"/>
+                <w:sz w:val="18"/>
+              </w:rPr>
+              <w:t>d495–d522 (spr 50–53)</w:t>
             </w:r>
           </w:p>
         </w:tc>
@@ -2418,7 +2865,7 @@
                 <w:color w:val="373737"/>
                 <w:sz w:val="18"/>
               </w:rPr>
-              <w:t>BE Claims A–E done (d494)</w:t>
+              <w:t>BE Claims A–E done (d507)</w:t>
             </w:r>
           </w:p>
         </w:tc>
@@ -2437,235 +2884,7 @@
                 <w:color w:val="373737"/>
                 <w:sz w:val="18"/>
               </w:rPr>
-              <w:t>d494–d516 (spr 50–52)</w:t>
-            </w:r>
-          </w:p>
-        </w:tc>
-      </w:tr>
-      <w:tr>
-        <w:tc>
-          <w:tcPr>
-            <w:tcW w:type="dxa" w:w="1440"/>
-            <w:vAlign w:val="top"/>
-          </w:tcPr>
-          <w:p>
-            <w:pPr>
-              <w:jc w:val="left"/>
-            </w:pPr>
-            <w:r>
-              <w:rPr>
-                <w:color w:val="373737"/>
-                <w:sz w:val="18"/>
-              </w:rPr>
-              <w:t>4</w:t>
-            </w:r>
-          </w:p>
-        </w:tc>
-        <w:tc>
-          <w:tcPr>
-            <w:tcW w:type="dxa" w:w="1440"/>
-            <w:vAlign w:val="top"/>
-          </w:tcPr>
-          <w:p>
-            <w:pPr>
-              <w:jc w:val="left"/>
-            </w:pPr>
-            <w:r>
-              <w:rPr>
-                <w:b/>
-                <w:color w:val="373737"/>
-                <w:sz w:val="18"/>
-              </w:rPr>
-              <w:t>Product</w:t>
-            </w:r>
-          </w:p>
-        </w:tc>
-        <w:tc>
-          <w:tcPr>
-            <w:tcW w:type="dxa" w:w="1440"/>
-            <w:vAlign w:val="top"/>
-          </w:tcPr>
-          <w:p>
-            <w:pPr>
-              <w:jc w:val="left"/>
-            </w:pPr>
-            <w:r>
-              <w:rPr>
-                <w:color w:val="373737"/>
-                <w:sz w:val="18"/>
-              </w:rPr>
-              <w:t>—</w:t>
-            </w:r>
-          </w:p>
-        </w:tc>
-        <w:tc>
-          <w:tcPr>
-            <w:tcW w:type="dxa" w:w="1440"/>
-            <w:vAlign w:val="top"/>
-          </w:tcPr>
-          <w:p>
-            <w:pPr>
-              <w:jc w:val="left"/>
-            </w:pPr>
-            <w:r>
-              <w:rPr>
-                <w:color w:val="373737"/>
-                <w:sz w:val="18"/>
-              </w:rPr>
-              <w:t>86</w:t>
-            </w:r>
-          </w:p>
-        </w:tc>
-        <w:tc>
-          <w:tcPr>
-            <w:tcW w:type="dxa" w:w="1440"/>
-            <w:vAlign w:val="top"/>
-          </w:tcPr>
-          <w:p>
-            <w:pPr>
-              <w:jc w:val="left"/>
-            </w:pPr>
-            <w:r>
-              <w:rPr>
-                <w:color w:val="373737"/>
-                <w:sz w:val="18"/>
-              </w:rPr>
-              <w:t>BE Product A–E done (d108) + pilot soak (d238)</w:t>
-            </w:r>
-          </w:p>
-        </w:tc>
-        <w:tc>
-          <w:tcPr>
-            <w:tcW w:type="dxa" w:w="1440"/>
-            <w:vAlign w:val="top"/>
-          </w:tcPr>
-          <w:p>
-            <w:pPr>
-              <w:jc w:val="left"/>
-            </w:pPr>
-            <w:r>
-              <w:rPr>
-                <w:color w:val="373737"/>
-                <w:sz w:val="18"/>
-              </w:rPr>
-              <w:t>d516–d602 (spr 52–61)</w:t>
-            </w:r>
-          </w:p>
-        </w:tc>
-      </w:tr>
-      <w:tr>
-        <w:tc>
-          <w:tcPr>
-            <w:tcW w:type="dxa" w:w="1440"/>
-            <w:shd w:val="clear" w:color="auto" w:fill="F5F8FF"/>
-            <w:vAlign w:val="top"/>
-          </w:tcPr>
-          <w:p>
-            <w:pPr>
-              <w:jc w:val="left"/>
-            </w:pPr>
-            <w:r>
-              <w:rPr>
-                <w:color w:val="373737"/>
-                <w:sz w:val="18"/>
-              </w:rPr>
-              <w:t>4</w:t>
-            </w:r>
-          </w:p>
-        </w:tc>
-        <w:tc>
-          <w:tcPr>
-            <w:tcW w:type="dxa" w:w="1440"/>
-            <w:shd w:val="clear" w:color="auto" w:fill="F5F8FF"/>
-            <w:vAlign w:val="top"/>
-          </w:tcPr>
-          <w:p>
-            <w:pPr>
-              <w:jc w:val="left"/>
-            </w:pPr>
-            <w:r>
-              <w:rPr>
-                <w:b/>
-                <w:color w:val="373737"/>
-                <w:sz w:val="18"/>
-              </w:rPr>
-              <w:t>Impression</w:t>
-            </w:r>
-          </w:p>
-        </w:tc>
-        <w:tc>
-          <w:tcPr>
-            <w:tcW w:type="dxa" w:w="1440"/>
-            <w:shd w:val="clear" w:color="auto" w:fill="F5F8FF"/>
-            <w:vAlign w:val="top"/>
-          </w:tcPr>
-          <w:p>
-            <w:pPr>
-              <w:jc w:val="left"/>
-            </w:pPr>
-            <w:r>
-              <w:rPr>
-                <w:color w:val="373737"/>
-                <w:sz w:val="18"/>
-              </w:rPr>
-              <w:t>—</w:t>
-            </w:r>
-          </w:p>
-        </w:tc>
-        <w:tc>
-          <w:tcPr>
-            <w:tcW w:type="dxa" w:w="1440"/>
-            <w:shd w:val="clear" w:color="auto" w:fill="F5F8FF"/>
-            <w:vAlign w:val="top"/>
-          </w:tcPr>
-          <w:p>
-            <w:pPr>
-              <w:jc w:val="left"/>
-            </w:pPr>
-            <w:r>
-              <w:rPr>
-                <w:color w:val="373737"/>
-                <w:sz w:val="18"/>
-              </w:rPr>
-              <w:t>4</w:t>
-            </w:r>
-          </w:p>
-        </w:tc>
-        <w:tc>
-          <w:tcPr>
-            <w:tcW w:type="dxa" w:w="1440"/>
-            <w:shd w:val="clear" w:color="auto" w:fill="F5F8FF"/>
-            <w:vAlign w:val="top"/>
-          </w:tcPr>
-          <w:p>
-            <w:pPr>
-              <w:jc w:val="left"/>
-            </w:pPr>
-            <w:r>
-              <w:rPr>
-                <w:color w:val="373737"/>
-                <w:sz w:val="18"/>
-              </w:rPr>
-              <w:t>BE Impression A–E done (d520)</w:t>
-            </w:r>
-          </w:p>
-        </w:tc>
-        <w:tc>
-          <w:tcPr>
-            <w:tcW w:type="dxa" w:w="1440"/>
-            <w:shd w:val="clear" w:color="auto" w:fill="F5F8FF"/>
-            <w:vAlign w:val="top"/>
-          </w:tcPr>
-          <w:p>
-            <w:pPr>
-              <w:jc w:val="left"/>
-            </w:pPr>
-            <w:r>
-              <w:rPr>
-                <w:color w:val="373737"/>
-                <w:sz w:val="18"/>
-              </w:rPr>
-              <w:t>d602–d606 (spr 61–61)</w:t>
+              <w:t>d522–d544 (spr 53–55)</w:t>
             </w:r>
           </w:p>
         </w:tc>
@@ -2824,7 +3043,50 @@
           <w:color w:val="373737"/>
           <w:sz w:val="18"/>
         </w:rPr>
-        <w:t>).</w:t>
+        <w:t xml:space="preserve">) — this is why the priority reorder pulls </w:t>
+      </w:r>
+      <w:r>
+        <w:rPr>
+          <w:rFonts w:ascii="Courier New" w:hAnsi="Courier New"/>
+          <w:sz w:val="18"/>
+        </w:rPr>
+        <w:t>bom</w:t>
+      </w:r>
+      <w:r>
+        <w:rPr>
+          <w:color w:val="373737"/>
+          <w:sz w:val="18"/>
+        </w:rPr>
+        <w:t xml:space="preserve"> and </w:t>
+      </w:r>
+      <w:r>
+        <w:rPr>
+          <w:rFonts w:ascii="Courier New" w:hAnsi="Courier New"/>
+          <w:sz w:val="18"/>
+        </w:rPr>
+        <w:t>product</w:t>
+      </w:r>
+      <w:r>
+        <w:rPr>
+          <w:color w:val="373737"/>
+          <w:sz w:val="18"/>
+        </w:rPr>
+        <w:t xml:space="preserve"> forward too, not just impression. Impression's </w:t>
+      </w:r>
+      <w:r>
+        <w:rPr>
+          <w:b/>
+          <w:color w:val="373737"/>
+          <w:sz w:val="18"/>
+        </w:rPr>
+        <w:t>backend</w:t>
+      </w:r>
+      <w:r>
+        <w:rPr>
+          <w:color w:val="373737"/>
+          <w:sz w:val="18"/>
+        </w:rPr>
+        <w:t xml:space="preserve"> is unblocked much earlier (see its A–E gate in the backend lane) for any external consumer that needs the data rather than the UI cutover.</w:t>
       </w:r>
     </w:p>
     <w:p>
@@ -2957,7 +3219,7 @@
                 <w:color w:val="373737"/>
                 <w:sz w:val="18"/>
               </w:rPr>
-              <w:t>d228</w:t>
+              <w:t>d332</w:t>
             </w:r>
           </w:p>
         </w:tc>
@@ -2975,7 +3237,7 @@
                 <w:color w:val="373737"/>
                 <w:sz w:val="18"/>
               </w:rPr>
-              <w:t>23</w:t>
+              <w:t>34</w:t>
             </w:r>
           </w:p>
         </w:tc>
@@ -3015,7 +3277,7 @@
                 <w:color w:val="373737"/>
                 <w:sz w:val="18"/>
               </w:rPr>
-              <w:t>d516</w:t>
+              <w:t>d544</w:t>
             </w:r>
           </w:p>
         </w:tc>
@@ -3034,7 +3296,7 @@
                 <w:color w:val="373737"/>
                 <w:sz w:val="18"/>
               </w:rPr>
-              <w:t>52</w:t>
+              <w:t>55</w:t>
             </w:r>
           </w:p>
         </w:tc>
@@ -3201,7 +3463,7 @@
                 <w:color w:val="373737"/>
                 <w:sz w:val="18"/>
               </w:rPr>
-              <w:t>d606</w:t>
+              <w:t>d544</w:t>
             </w:r>
           </w:p>
         </w:tc>
@@ -3219,7 +3481,7 @@
                 <w:color w:val="373737"/>
                 <w:sz w:val="18"/>
               </w:rPr>
-              <w:t>61</w:t>
+              <w:t>55</w:t>
             </w:r>
           </w:p>
         </w:tc>
@@ -3261,7 +3523,7 @@
                 <w:color w:val="373737"/>
                 <w:sz w:val="18"/>
               </w:rPr>
-              <w:t>d606</w:t>
+              <w:t>d544</w:t>
             </w:r>
           </w:p>
         </w:tc>
@@ -3281,7 +3543,7 @@
                 <w:color w:val="373737"/>
                 <w:sz w:val="18"/>
               </w:rPr>
-              <w:t>61</w:t>
+              <w:t>55</w:t>
             </w:r>
           </w:p>
         </w:tc>
@@ -3305,14 +3567,14 @@
           <w:color w:val="444444"/>
           <w:sz w:val="18"/>
         </w:rPr>
-        <w:t>61 sprints (~30 months)</w:t>
+        <w:t>55 sprints (~28 months)</w:t>
       </w:r>
       <w:r>
         <w:rPr>
           <w:color w:val="444444"/>
           <w:sz w:val="18"/>
         </w:rPr>
-        <w:t xml:space="preserve"> with this 1 BE + 1 FE team — see 00-program-overview.md for the program-level totals. Buffered (+20%) planning figure: ~73 sprints.</w:t>
+        <w:t xml:space="preserve"> with this 1 BE + 1 FE team — see 00-program-overview.md for the program-level totals. Buffered (+20%) planning figure: ~66 sprints.</w:t>
       </w:r>
     </w:p>
     <w:p>
@@ -3501,7 +3763,7 @@
           <w:color w:val="373737"/>
           <w:sz w:val="19"/>
         </w:rPr>
-        <w:t>Team plan · generated 2026-07-21 by generate_team_plan.py.</w:t>
+        <w:t>Team plan · generated 2026-07-24 by generate_team_plan.py.</w:t>
       </w:r>
     </w:p>
     <w:sectPr>
